--- a/rapports/2026-06-06/EQ20/EQ20_enq3_v2/DR_053202020003/36-37-54-24.docx
+++ b/rapports/2026-06-06/EQ20/EQ20_enq3_v2/DR_053202020003/36-37-54-24.docx
@@ -297,7 +297,7 @@
           <w:color w:val="1F6FEB"/>
           <w:sz w:val="22"/>
         </w:rPr>
-        <w:t>⚠ INCOHÉRENCES À CORRIGER (98)</w:t>
+        <w:t>⚠ INCOHÉRENCES À CORRIGER (95)</w:t>
       </w:r>
     </w:p>
     <w:tbl>
@@ -1025,7 +1025,7 @@
                 <w:i w:val="0"/>
                 <w:sz w:val="17"/>
               </w:rPr>
-              <w:t>Incohérence!!! seulement les écoles privées paient les frais de scolarité (y compris les frais d'inscription).</w:t>
+              <w:t>Incohérent!! Le niveau d'instruction déclaré par l'un des enfants () au niveau de la section 1 de AMY TRAORE diffère de celui donné par AMY TRAORE lui-même qui affirme ne pas avoir frequenté l'école formelle.</w:t>
             </w:r>
           </w:p>
         </w:tc>
@@ -1115,7 +1115,7 @@
                 <w:i w:val="0"/>
                 <w:sz w:val="17"/>
               </w:rPr>
-              <w:t>Incohérent!! Le niveau d'instruction déclaré par l'un des enfants () au niveau de la section 1 de AMY TRAORE diffère de celui donné par AMY TRAORE lui-même qui affirme ne pas avoir frequenté l'école formelle.</w:t>
+              <w:t>Incohérent!! Le niveau d'instruction déclaré par l'un des enfants () au niveau de la section 1 de DIEYNABA CAMARA diffère de celui donné par DIEYNABA CAMARA lui-même qui affirme ne pas avoir frequenté l'école formelle.</w:t>
             </w:r>
           </w:p>
         </w:tc>
@@ -1205,7 +1205,7 @@
                 <w:i w:val="0"/>
                 <w:sz w:val="17"/>
               </w:rPr>
-              <w:t>Incohérent!! Le niveau d'instruction déclaré par l'un des enfants () au niveau de la section 1 de DIEYNABA CAMARA diffère de celui donné par DIEYNABA CAMARA lui-même qui affirme ne pas avoir frequenté l'école formelle.</w:t>
+              <w:t>Incohérent!! Le niveau d'instruction déclaré par l'un des enfants () au niveau de la section 1 de HAWA BARRY diffère de celui donné par HAWA BARRY lui-même qui affirme ne pas avoir frequenté l'école formelle.</w:t>
             </w:r>
           </w:p>
         </w:tc>
@@ -1295,7 +1295,7 @@
                 <w:i w:val="0"/>
                 <w:sz w:val="17"/>
               </w:rPr>
-              <w:t>Incohérent!! Le niveau d'instruction déclaré par l'un des enfants () au niveau de la section 1 de HAWA BARRY diffère de celui donné par HAWA BARRY lui-même qui affirme ne pas avoir frequenté l'école formelle.</w:t>
+              <w:t>Incohérent!! Le niveau d'instruction déclaré par l'un des enfants () au niveau de la section 1 de SALIF CAMARA diffère de celui donné par SALIF CAMARA lui-même qui affirme ne pas avoir frequenté l'école formelle.</w:t>
             </w:r>
           </w:p>
         </w:tc>
@@ -1328,7 +1328,7 @@
                 <w:i w:val="0"/>
                 <w:sz w:val="16"/>
               </w:rPr>
-              <w:t>S02</w:t>
+              <w:t>S16</w:t>
               <w:br/>
             </w:r>
             <w:r>
@@ -1338,7 +1338,7 @@
                 <w:color w:val="64748B"/>
                 <w:sz w:val="14"/>
               </w:rPr>
-              <w:t>Éducation</w:t>
+              <w:t>Agriculture</w:t>
             </w:r>
           </w:p>
         </w:tc>
@@ -1354,7 +1354,7 @@
                 <w:color w:val="16A34A"/>
                 <w:sz w:val="16"/>
               </w:rPr>
-              <w:t>—</w:t>
+              <w:t>s00q07a, s00q08, s00q10, s00q13_0, s00q15_0, s00q17_0, s00q23a, s00q23b</w:t>
             </w:r>
           </w:p>
         </w:tc>
@@ -1385,7 +1385,7 @@
                 <w:i w:val="0"/>
                 <w:sz w:val="17"/>
               </w:rPr>
-              <w:t>Incohérent!! Le niveau d'instruction déclaré par l'un des enfants () au niveau de la section 1 de SALIF CAMARA diffère de celui donné par SALIF CAMARA lui-même qui affirme ne pas avoir frequenté l'école formelle.</w:t>
+              <w:t>La somme des quantités consommées (250 kg), des quantités offertes (150 kg),  des quantités vendus (0 kg) et des quantités en stock (100 kg) depasse la quantité totale (2 kg) que le ménage a eu après la recolte de Arachide , prière de corriger cette incoherence.</w:t>
             </w:r>
           </w:p>
         </w:tc>
@@ -1475,7 +1475,7 @@
                 <w:i w:val="0"/>
                 <w:sz w:val="17"/>
               </w:rPr>
-              <w:t>La somme des quantités consommées (250 kg), des quantités offertes (150 kg),  des quantités vendus (0 kg) et des quantités en stock (100 kg) depasse la quantité totale (2 kg) que le ménage a eu après la recolte de Arachide , prière de corriger cette incoherence.</w:t>
+              <w:t>La somme des quantités consommées (300 kg), des quantités offertes (100 kg),  des quantités vendus (0 kg) et des quantités en stock (0 kg) depasse la quantité totale (1 kg) que le ménage a eu après la recolte de Maïs , prière de corriger cette incoherence.</w:t>
             </w:r>
           </w:p>
         </w:tc>
@@ -1490,10 +1490,10 @@
               <w:rPr>
                 <w:b/>
                 <w:i w:val="0"/>
-                <w:color w:val="DC2626"/>
-                <w:sz w:val="16"/>
-              </w:rPr>
-              <w:t>Haute</w:t>
+                <w:color w:val="EA580C"/>
+                <w:sz w:val="16"/>
+              </w:rPr>
+              <w:t>Moyenne</w:t>
             </w:r>
           </w:p>
         </w:tc>
@@ -1508,7 +1508,7 @@
                 <w:i w:val="0"/>
                 <w:sz w:val="16"/>
               </w:rPr>
-              <w:t>S16</w:t>
+              <w:t>S00</w:t>
               <w:br/>
             </w:r>
             <w:r>
@@ -1518,7 +1518,7 @@
                 <w:color w:val="64748B"/>
                 <w:sz w:val="14"/>
               </w:rPr>
-              <w:t>Agriculture</w:t>
+              <w:t>Identification</w:t>
             </w:r>
           </w:p>
         </w:tc>
@@ -1534,7 +1534,7 @@
                 <w:color w:val="16A34A"/>
                 <w:sz w:val="16"/>
               </w:rPr>
-              <w:t>s00q07a, s00q08, s00q10, s00q13_0, s00q15_0, s00q17_0, s00q23a, s00q23b</w:t>
+              <w:t>—</w:t>
             </w:r>
           </w:p>
         </w:tc>
@@ -1565,7 +1565,7 @@
                 <w:i w:val="0"/>
                 <w:sz w:val="17"/>
               </w:rPr>
-              <w:t>La somme des quantités consommées (300 kg), des quantités offertes (100 kg),  des quantités vendus (0 kg) et des quantités en stock (0 kg) depasse la quantité totale (1 kg) que le ménage a eu après la recolte de Maïs , prière de corriger cette incoherence.</w:t>
+              <w:t>L'adresse ou la localisation du ménage doit être bien renseignée, ne doit pas contenir des numéros de téléphone et elle semble courte pour être une adresse.</w:t>
             </w:r>
           </w:p>
         </w:tc>
@@ -1655,7 +1655,7 @@
                 <w:i w:val="0"/>
                 <w:sz w:val="17"/>
               </w:rPr>
-              <w:t>L'adresse ou la localisation du ménage doit être bien renseignée, ne doit pas contenir des numéros de téléphone et elle semble courte pour être une adresse.</w:t>
+              <w:t>Prière de renseigner la bonne adresse.Attention! Il manque des informations non renseignées dans la section 0, prière de regarder toutes les autres informations dans l'identification du ménage (IDENTIFICATION ET RENSEIGNEMENTS DE CONTROLE) ou dans OBSERVATIONS pour pouvoir renseigné toutes les questions liées au ménage.</w:t>
             </w:r>
           </w:p>
         </w:tc>
@@ -1714,7 +1714,7 @@
                 <w:color w:val="16A34A"/>
                 <w:sz w:val="16"/>
               </w:rPr>
-              <w:t>—</w:t>
+              <w:t>s00q12a, s00q12b</w:t>
             </w:r>
           </w:p>
         </w:tc>
@@ -1745,7 +1745,7 @@
                 <w:i w:val="0"/>
                 <w:sz w:val="17"/>
               </w:rPr>
-              <w:t>Prière de renseigner la bonne adresse.Attention! Il manque des informations non renseignées dans la section 0, prière de regarder toutes les autres informations dans l'identification du ménage (IDENTIFICATION ET RENSEIGNEMENTS DE CONTROLE) ou dans OBSERVATIONS pour pouvoir renseigné toutes les questions liées au ménage.</w:t>
+              <w:t>Attention! Veillez bien renseigner le deuxième numero du chef de ménage(0.12b).</w:t>
             </w:r>
           </w:p>
         </w:tc>
@@ -1778,7 +1778,7 @@
                 <w:i w:val="0"/>
                 <w:sz w:val="16"/>
               </w:rPr>
-              <w:t>S00</w:t>
+              <w:t>S01</w:t>
               <w:br/>
             </w:r>
             <w:r>
@@ -1788,7 +1788,7 @@
                 <w:color w:val="64748B"/>
                 <w:sz w:val="14"/>
               </w:rPr>
-              <w:t>Identification</w:t>
+              <w:t>Démographie</w:t>
             </w:r>
           </w:p>
         </w:tc>
@@ -1804,7 +1804,7 @@
                 <w:color w:val="16A34A"/>
                 <w:sz w:val="16"/>
               </w:rPr>
-              <w:t>s00q12a, s00q12b</w:t>
+              <w:t>—</w:t>
             </w:r>
           </w:p>
         </w:tc>
@@ -1835,7 +1835,7 @@
                 <w:i w:val="0"/>
                 <w:sz w:val="17"/>
               </w:rPr>
-              <w:t>Attention! Veillez bien renseigner le deuxième numero du chef de ménage(0.12b).</w:t>
+              <w:t>Prière de verifier l'information donnée par HAROUNE CAMARA ou corriger au niveau de la section 1.</w:t>
             </w:r>
           </w:p>
         </w:tc>
@@ -1925,7 +1925,7 @@
                 <w:i w:val="0"/>
                 <w:sz w:val="17"/>
               </w:rPr>
-              <w:t>Prière de verifier l'information donnée par HAROUNE CAMARA ou corriger au niveau de la section 1.</w:t>
+              <w:t>Prière de verifier l'information donnée par ISSA CAMARA ou corriger au niveau de la section 1.</w:t>
             </w:r>
           </w:p>
         </w:tc>
@@ -2015,7 +2015,7 @@
                 <w:i w:val="0"/>
                 <w:sz w:val="17"/>
               </w:rPr>
-              <w:t>Prière de verifier l'information donnée par ISSA CAMARA ou corriger au niveau de la section 1.</w:t>
+              <w:t>Prière de verifier l'information donnée par MAMADOU CAMARA ou corriger au niveau de la section 1.</w:t>
             </w:r>
           </w:p>
         </w:tc>
@@ -2105,7 +2105,7 @@
                 <w:i w:val="0"/>
                 <w:sz w:val="17"/>
               </w:rPr>
-              <w:t>Prière de verifier l'information donnée par MAMADOU CAMARA ou corriger au niveau de la section 1.</w:t>
+              <w:t>Prière de verifier l'information donnée par RAMATA CAMARA ou corriger au niveau de la section 1.</w:t>
             </w:r>
           </w:p>
         </w:tc>
@@ -2195,7 +2195,7 @@
                 <w:i w:val="0"/>
                 <w:sz w:val="17"/>
               </w:rPr>
-              <w:t>Prière de verifier l'information donnée par RAMATA CAMARA ou corriger au niveau de la section 1.</w:t>
+              <w:t>Prière de verifier l'information donnée par SALIF CAMARA ou corriger au niveau de la section 1.</w:t>
             </w:r>
           </w:p>
         </w:tc>
@@ -2285,277 +2285,7 @@
                 <w:i w:val="0"/>
                 <w:sz w:val="17"/>
               </w:rPr>
-              <w:t>Prière de verifier l'information donnée par SALIF CAMARA ou corriger au niveau de la section 1.</w:t>
-            </w:r>
-          </w:p>
-        </w:tc>
-      </w:tr>
-      <w:tr>
-        <w:tc>
-          <w:tcPr>
-            <w:tcW w:type="dxa" w:w="964"/>
-          </w:tcPr>
-          <w:p>
-            <w:r>
-              <w:rPr>
-                <w:b/>
-                <w:i w:val="0"/>
-                <w:color w:val="EA580C"/>
-                <w:sz w:val="16"/>
-              </w:rPr>
-              <w:t>Moyenne</w:t>
-            </w:r>
-          </w:p>
-        </w:tc>
-        <w:tc>
-          <w:tcPr>
-            <w:tcW w:type="dxa" w:w="1247"/>
-          </w:tcPr>
-          <w:p>
-            <w:r>
-              <w:rPr>
-                <w:b/>
-                <w:i w:val="0"/>
-                <w:sz w:val="16"/>
-              </w:rPr>
-              <w:t>S01</w:t>
-              <w:br/>
-            </w:r>
-            <w:r>
-              <w:rPr>
-                <w:b w:val="0"/>
-                <w:i w:val="0"/>
-                <w:color w:val="64748B"/>
-                <w:sz w:val="14"/>
-              </w:rPr>
-              <w:t>Démographie</w:t>
-            </w:r>
-          </w:p>
-        </w:tc>
-        <w:tc>
-          <w:tcPr>
-            <w:tcW w:type="dxa" w:w="1531"/>
-          </w:tcPr>
-          <w:p>
-            <w:r>
-              <w:rPr>
-                <w:b/>
-                <w:i w:val="0"/>
-                <w:color w:val="16A34A"/>
-                <w:sz w:val="16"/>
-              </w:rPr>
-              <w:t>—</w:t>
-            </w:r>
-          </w:p>
-        </w:tc>
-        <w:tc>
-          <w:tcPr>
-            <w:tcW w:type="dxa" w:w="1191"/>
-          </w:tcPr>
-          <w:p>
-            <w:r>
-              <w:rPr>
-                <w:b w:val="0"/>
-                <w:i w:val="0"/>
-                <w:color w:val="64748B"/>
-                <w:sz w:val="16"/>
-              </w:rPr>
-              <w:t>GT-CQ</w:t>
-            </w:r>
-          </w:p>
-        </w:tc>
-        <w:tc>
-          <w:tcPr>
-            <w:tcW w:type="dxa" w:w="4706"/>
-          </w:tcPr>
-          <w:p>
-            <w:r>
-              <w:rPr>
-                <w:b w:val="0"/>
-                <w:i w:val="0"/>
-                <w:sz w:val="17"/>
-              </w:rPr>
               <w:t>Prière de verifier l'information donnée par SOULEYMANE CAMARA ou corriger au niveau de la section 1.</w:t>
-            </w:r>
-          </w:p>
-        </w:tc>
-      </w:tr>
-      <w:tr>
-        <w:tc>
-          <w:tcPr>
-            <w:tcW w:type="dxa" w:w="964"/>
-          </w:tcPr>
-          <w:p>
-            <w:r>
-              <w:rPr>
-                <w:b/>
-                <w:i w:val="0"/>
-                <w:color w:val="EA580C"/>
-                <w:sz w:val="16"/>
-              </w:rPr>
-              <w:t>Moyenne</w:t>
-            </w:r>
-          </w:p>
-        </w:tc>
-        <w:tc>
-          <w:tcPr>
-            <w:tcW w:type="dxa" w:w="1247"/>
-          </w:tcPr>
-          <w:p>
-            <w:r>
-              <w:rPr>
-                <w:b/>
-                <w:i w:val="0"/>
-                <w:sz w:val="16"/>
-              </w:rPr>
-              <w:t>S02</w:t>
-              <w:br/>
-            </w:r>
-            <w:r>
-              <w:rPr>
-                <w:b w:val="0"/>
-                <w:i w:val="0"/>
-                <w:color w:val="64748B"/>
-                <w:sz w:val="14"/>
-              </w:rPr>
-              <w:t>Éducation</w:t>
-            </w:r>
-          </w:p>
-        </w:tc>
-        <w:tc>
-          <w:tcPr>
-            <w:tcW w:type="dxa" w:w="1531"/>
-          </w:tcPr>
-          <w:p>
-            <w:r>
-              <w:rPr>
-                <w:b/>
-                <w:i w:val="0"/>
-                <w:color w:val="16A34A"/>
-                <w:sz w:val="16"/>
-              </w:rPr>
-              <w:t>—</w:t>
-            </w:r>
-          </w:p>
-        </w:tc>
-        <w:tc>
-          <w:tcPr>
-            <w:tcW w:type="dxa" w:w="1191"/>
-          </w:tcPr>
-          <w:p>
-            <w:r>
-              <w:rPr>
-                <w:b w:val="0"/>
-                <w:i w:val="0"/>
-                <w:color w:val="64748B"/>
-                <w:sz w:val="16"/>
-              </w:rPr>
-              <w:t>GT-CQ</w:t>
-            </w:r>
-          </w:p>
-        </w:tc>
-        <w:tc>
-          <w:tcPr>
-            <w:tcW w:type="dxa" w:w="4706"/>
-          </w:tcPr>
-          <w:p>
-            <w:r>
-              <w:rPr>
-                <w:b w:val="0"/>
-                <w:i w:val="0"/>
-                <w:sz w:val="17"/>
-              </w:rPr>
-              <w:t>veuillez, s'il vous plait, confirmer les frais de scolarité ( 1000 FCFA) payée de ASSARA CAMARA avec le QG ou apporter les corrections nécessaires.</w:t>
-            </w:r>
-          </w:p>
-        </w:tc>
-      </w:tr>
-      <w:tr>
-        <w:tc>
-          <w:tcPr>
-            <w:tcW w:type="dxa" w:w="964"/>
-          </w:tcPr>
-          <w:p>
-            <w:r>
-              <w:rPr>
-                <w:b/>
-                <w:i w:val="0"/>
-                <w:color w:val="EA580C"/>
-                <w:sz w:val="16"/>
-              </w:rPr>
-              <w:t>Moyenne</w:t>
-            </w:r>
-          </w:p>
-        </w:tc>
-        <w:tc>
-          <w:tcPr>
-            <w:tcW w:type="dxa" w:w="1247"/>
-          </w:tcPr>
-          <w:p>
-            <w:r>
-              <w:rPr>
-                <w:b/>
-                <w:i w:val="0"/>
-                <w:sz w:val="16"/>
-              </w:rPr>
-              <w:t>S02</w:t>
-              <w:br/>
-            </w:r>
-            <w:r>
-              <w:rPr>
-                <w:b w:val="0"/>
-                <w:i w:val="0"/>
-                <w:color w:val="64748B"/>
-                <w:sz w:val="14"/>
-              </w:rPr>
-              <w:t>Éducation</w:t>
-            </w:r>
-          </w:p>
-        </w:tc>
-        <w:tc>
-          <w:tcPr>
-            <w:tcW w:type="dxa" w:w="1531"/>
-          </w:tcPr>
-          <w:p>
-            <w:r>
-              <w:rPr>
-                <w:b/>
-                <w:i w:val="0"/>
-                <w:color w:val="16A34A"/>
-                <w:sz w:val="16"/>
-              </w:rPr>
-              <w:t>—</w:t>
-            </w:r>
-          </w:p>
-        </w:tc>
-        <w:tc>
-          <w:tcPr>
-            <w:tcW w:type="dxa" w:w="1191"/>
-          </w:tcPr>
-          <w:p>
-            <w:r>
-              <w:rPr>
-                <w:b w:val="0"/>
-                <w:i w:val="0"/>
-                <w:color w:val="64748B"/>
-                <w:sz w:val="16"/>
-              </w:rPr>
-              <w:t>GT-CQ</w:t>
-            </w:r>
-          </w:p>
-        </w:tc>
-        <w:tc>
-          <w:tcPr>
-            <w:tcW w:type="dxa" w:w="4706"/>
-          </w:tcPr>
-          <w:p>
-            <w:r>
-              <w:rPr>
-                <w:b w:val="0"/>
-                <w:i w:val="0"/>
-                <w:sz w:val="17"/>
-              </w:rPr>
-              <w:t>veuillez, s'il vous plait, confirmer les frais de scolarité ( 1000 FCFA) payée de RAMATA CAMARA avec le QG ou apporter les corrections nécessaires.</w:t>
             </w:r>
           </w:p>
         </w:tc>
